--- a/Projects/onlineauction/Synopsis.docx
+++ b/Projects/onlineauction/Synopsis.docx
@@ -850,8 +850,7 @@
     </w:p>
     <w:p>
       <w:pPr>
-        <w:ind w:left="6480"/>
-        <w:jc w:val="center"/>
+        <w:ind w:left="2880" w:firstLine="720"/>
         <w:rPr>
           <w:b/>
           <w:bCs/>
@@ -1779,20 +1778,6 @@
               <w:t>Methodology/ Planning of work</w:t>
             </w:r>
           </w:p>
-          <w:p>
-            <w:pPr>
-              <w:rPr>
-                <w:rFonts w:ascii="Calibri" w:hAnsi="Calibri" w:cs="Calibri"/>
-                <w:color w:val="000000"/>
-                <w:sz w:val="28"/>
-                <w:szCs w:val="28"/>
-                <w:lang w:val="en-IN" w:eastAsia="en-IN"/>
-              </w:rPr>
-            </w:pPr>
-            <w:r>
-              <w:t>(Methodology will include the steps to be followed to achieve the objective of the project during the project development.)</w:t>
-            </w:r>
-          </w:p>
         </w:tc>
         <w:tc>
           <w:tcPr>
@@ -1907,20 +1892,6 @@
                 <w:lang w:val="en-IN" w:eastAsia="en-IN"/>
               </w:rPr>
               <w:t>Facilities required for proposed work</w:t>
-            </w:r>
-          </w:p>
-          <w:p>
-            <w:pPr>
-              <w:rPr>
-                <w:rFonts w:ascii="Calibri" w:hAnsi="Calibri" w:cs="Calibri"/>
-                <w:color w:val="000000"/>
-                <w:sz w:val="28"/>
-                <w:szCs w:val="28"/>
-                <w:lang w:val="en-IN" w:eastAsia="en-IN"/>
-              </w:rPr>
-            </w:pPr>
-            <w:r>
-              <w:t>(Software/Hardware required for the development of the project.)</w:t>
             </w:r>
           </w:p>
         </w:tc>
@@ -2253,42 +2224,6 @@
       <w:pPr>
         <w:jc w:val="center"/>
         <w:rPr>
-          <w:b/>
-          <w:bCs/>
-          <w:color w:val="000000"/>
-          <w:sz w:val="48"/>
-          <w:szCs w:val="48"/>
-          <w:lang w:eastAsia="en-IN"/>
-        </w:rPr>
-      </w:pPr>
-      <w:r>
-        <w:rPr>
-          <w:b/>
-          <w:bCs/>
-          <w:color w:val="000000"/>
-          <w:sz w:val="48"/>
-          <w:szCs w:val="48"/>
-          <w:lang w:eastAsia="en-IN"/>
-        </w:rPr>
-        <w:lastRenderedPageBreak/>
-        <w:t>Chapter: 1</w:t>
-      </w:r>
-    </w:p>
-    <w:p>
-      <w:pPr>
-        <w:jc w:val="center"/>
-        <w:rPr>
-          <w:rFonts w:ascii="Algerian" w:hAnsi="Algerian"/>
-          <w:sz w:val="56"/>
-          <w:szCs w:val="56"/>
-          <w:lang w:val="en-IN"/>
-        </w:rPr>
-      </w:pPr>
-    </w:p>
-    <w:p>
-      <w:pPr>
-        <w:jc w:val="center"/>
-        <w:rPr>
           <w:rFonts w:ascii="Calibri" w:hAnsi="Calibri" w:cs="Calibri"/>
           <w:b/>
           <w:bCs/>
@@ -2310,6 +2245,7 @@
           <w:u w:val="single"/>
           <w:lang w:eastAsia="en-IN"/>
         </w:rPr>
+        <w:lastRenderedPageBreak/>
         <w:t>Abstract</w:t>
       </w:r>
     </w:p>
@@ -4836,6 +4772,130 @@
       </w:r>
     </w:p>
     <w:p>
+      <w:r>
+        <w:br w:type="page"/>
+      </w:r>
+    </w:p>
+    <w:p/>
+    <w:p/>
+    <w:p/>
+    <w:p/>
+    <w:p/>
+    <w:p/>
+    <w:p/>
+    <w:p/>
+    <w:p>
+      <w:pPr>
+        <w:rPr>
+          <w:rFonts w:ascii="Arial" w:eastAsia="SimSun" w:hAnsi="Arial" w:cs="Arial"/>
+          <w:color w:val="000000"/>
+          <w:lang w:val="en-IN" w:eastAsia="en-IN"/>
+        </w:rPr>
+      </w:pPr>
+    </w:p>
+    <w:p>
+      <w:pPr>
+        <w:pStyle w:val="Default"/>
+        <w:ind w:left="720" w:hanging="1146"/>
+        <w:jc w:val="right"/>
+      </w:pPr>
+      <w:r>
+        <w:drawing>
+          <wp:inline distT="0" distB="0" distL="0" distR="0" wp14:anchorId="5237DC85" wp14:editId="213AFC13">
+            <wp:extent cx="6479408" cy="3188677"/>
+            <wp:effectExtent l="0" t="0" r="0" b="0"/>
+            <wp:docPr id="1416898652" name="Picture 1"/>
+            <wp:cNvGraphicFramePr>
+              <a:graphicFrameLocks xmlns:a="http://schemas.openxmlformats.org/drawingml/2006/main" noChangeAspect="1"/>
+            </wp:cNvGraphicFramePr>
+            <a:graphic xmlns:a="http://schemas.openxmlformats.org/drawingml/2006/main">
+              <a:graphicData uri="http://schemas.openxmlformats.org/drawingml/2006/picture">
+                <pic:pic xmlns:pic="http://schemas.openxmlformats.org/drawingml/2006/picture">
+                  <pic:nvPicPr>
+                    <pic:cNvPr id="1416898652" name=""/>
+                    <pic:cNvPicPr/>
+                  </pic:nvPicPr>
+                  <pic:blipFill>
+                    <a:blip r:embed="rId11"/>
+                    <a:stretch>
+                      <a:fillRect/>
+                    </a:stretch>
+                  </pic:blipFill>
+                  <pic:spPr>
+                    <a:xfrm>
+                      <a:off x="0" y="0"/>
+                      <a:ext cx="6480684" cy="3189305"/>
+                    </a:xfrm>
+                    <a:prstGeom prst="rect">
+                      <a:avLst/>
+                    </a:prstGeom>
+                  </pic:spPr>
+                </pic:pic>
+              </a:graphicData>
+            </a:graphic>
+          </wp:inline>
+        </w:drawing>
+      </w:r>
+    </w:p>
+    <w:p>
+      <w:pPr>
+        <w:pStyle w:val="Default"/>
+        <w:ind w:left="720" w:hanging="1146"/>
+        <w:jc w:val="right"/>
+      </w:pPr>
+    </w:p>
+    <w:p>
+      <w:pPr>
+        <w:pStyle w:val="Default"/>
+        <w:ind w:left="720" w:hanging="1146"/>
+        <w:jc w:val="right"/>
+      </w:pPr>
+    </w:p>
+    <w:p>
+      <w:pPr>
+        <w:pStyle w:val="Default"/>
+        <w:ind w:left="720" w:hanging="1146"/>
+        <w:jc w:val="right"/>
+      </w:pPr>
+      <w:r>
+        <w:drawing>
+          <wp:inline distT="0" distB="0" distL="0" distR="0" wp14:anchorId="664F70C5" wp14:editId="2826FDCD">
+            <wp:extent cx="6478905" cy="2905523"/>
+            <wp:effectExtent l="0" t="0" r="0" b="9525"/>
+            <wp:docPr id="166735534" name="Picture 1"/>
+            <wp:cNvGraphicFramePr>
+              <a:graphicFrameLocks xmlns:a="http://schemas.openxmlformats.org/drawingml/2006/main" noChangeAspect="1"/>
+            </wp:cNvGraphicFramePr>
+            <a:graphic xmlns:a="http://schemas.openxmlformats.org/drawingml/2006/main">
+              <a:graphicData uri="http://schemas.openxmlformats.org/drawingml/2006/picture">
+                <pic:pic xmlns:pic="http://schemas.openxmlformats.org/drawingml/2006/picture">
+                  <pic:nvPicPr>
+                    <pic:cNvPr id="166735534" name=""/>
+                    <pic:cNvPicPr/>
+                  </pic:nvPicPr>
+                  <pic:blipFill>
+                    <a:blip r:embed="rId12"/>
+                    <a:stretch>
+                      <a:fillRect/>
+                    </a:stretch>
+                  </pic:blipFill>
+                  <pic:spPr>
+                    <a:xfrm>
+                      <a:off x="0" y="0"/>
+                      <a:ext cx="6489380" cy="2910221"/>
+                    </a:xfrm>
+                    <a:prstGeom prst="rect">
+                      <a:avLst/>
+                    </a:prstGeom>
+                  </pic:spPr>
+                </pic:pic>
+              </a:graphicData>
+            </a:graphic>
+          </wp:inline>
+        </w:drawing>
+      </w:r>
+    </w:p>
+    <w:p>
       <w:pPr>
         <w:jc w:val="center"/>
         <w:rPr>
@@ -6028,7 +6088,7 @@
           <w:u w:val="single"/>
           <w:lang w:val="en-IN" w:eastAsia="en-IN"/>
         </w:rPr>
-        <w:t>Bibliography</w:t>
+        <w:t>References</w:t>
       </w:r>
     </w:p>
     <w:p>
@@ -6258,9 +6318,10 @@
       </w:r>
     </w:p>
     <w:sectPr>
-      <w:headerReference w:type="default" r:id="rId11"/>
+      <w:headerReference w:type="default" r:id="rId13"/>
       <w:pgSz w:w="11906" w:h="16838"/>
       <w:pgMar w:top="993" w:right="1133" w:bottom="1440" w:left="1440" w:header="709" w:footer="709" w:gutter="0"/>
+      <w:pgNumType w:start="1"/>
       <w:cols w:space="708"/>
       <w:titlePg/>
       <w:docGrid w:linePitch="360"/>
@@ -6599,6 +6660,7 @@
                               <w:pStyle w:val="Header"/>
                               <w:rPr>
                                 <w:color w:val="FFFFFF" w:themeColor="background1"/>
+                                <w:lang w:val="en-IN"/>
                               </w:rPr>
                             </w:pPr>
                             <w:r>
@@ -6682,6 +6744,7 @@
                         <w:pStyle w:val="Header"/>
                         <w:rPr>
                           <w:color w:val="FFFFFF" w:themeColor="background1"/>
+                          <w:lang w:val="en-IN"/>
                         </w:rPr>
                       </w:pPr>
                       <w:r>
@@ -9449,10 +9512,6 @@
 </file>
 
 <file path=customXml/item1.xml><?xml version="1.0" encoding="utf-8"?>
-<b:Sources xmlns:b="http://schemas.openxmlformats.org/officeDocument/2006/bibliography" xmlns="http://schemas.openxmlformats.org/officeDocument/2006/bibliography" SelectedStyle="\APASixthEditionOfficeOnline.xsl" StyleName="APA" Version="6"/>
-</file>
-
-<file path=customXml/item2.xml><?xml version="1.0" encoding="utf-8"?>
 <s:customData xmlns="http://www.wps.cn/officeDocument/2013/wpsCustomData" xmlns:s="http://www.wps.cn/officeDocument/2013/wpsCustomData">
   <customSectProps>
     <customSectPr/>
@@ -9460,18 +9519,22 @@
 </s:customData>
 </file>
 
+<file path=customXml/item2.xml><?xml version="1.0" encoding="utf-8"?>
+<b:Sources xmlns:b="http://schemas.openxmlformats.org/officeDocument/2006/bibliography" xmlns="http://schemas.openxmlformats.org/officeDocument/2006/bibliography" SelectedStyle="\APASixthEditionOfficeOnline.xsl" StyleName="APA" Version="6"/>
+</file>
+
 <file path=customXml/itemProps1.xml><?xml version="1.0" encoding="utf-8"?>
+<ds:datastoreItem xmlns:ds="http://schemas.openxmlformats.org/officeDocument/2006/customXml" ds:itemID="{B1977F7D-205B-4081-913C-38D41E755F92}">
+  <ds:schemaRefs>
+    <ds:schemaRef ds:uri="http://www.wps.cn/officeDocument/2013/wpsCustomData"/>
+  </ds:schemaRefs>
+</ds:datastoreItem>
+</file>
+
+<file path=customXml/itemProps2.xml><?xml version="1.0" encoding="utf-8"?>
 <ds:datastoreItem xmlns:ds="http://schemas.openxmlformats.org/officeDocument/2006/customXml" ds:itemID="{46AB8830-5772-4B29-AEFC-32371A248D15}">
   <ds:schemaRefs>
     <ds:schemaRef ds:uri="http://schemas.openxmlformats.org/officeDocument/2006/bibliography"/>
   </ds:schemaRefs>
 </ds:datastoreItem>
-</file>
-
-<file path=customXml/itemProps2.xml><?xml version="1.0" encoding="utf-8"?>
-<ds:datastoreItem xmlns:ds="http://schemas.openxmlformats.org/officeDocument/2006/customXml" ds:itemID="{B1977F7D-205B-4081-913C-38D41E755F92}">
-  <ds:schemaRefs>
-    <ds:schemaRef ds:uri="http://www.wps.cn/officeDocument/2013/wpsCustomData"/>
-  </ds:schemaRefs>
-</ds:datastoreItem>
 </file>
--- a/Projects/onlineauction/Synopsis.docx
+++ b/Projects/onlineauction/Synopsis.docx
@@ -759,7 +759,7 @@
           <w:szCs w:val="32"/>
           <w:lang w:val="en-IN"/>
         </w:rPr>
-        <w:t>ABESIT INSTITUTE OF TECHNOLOGY GHAZIABAD</w:t>
+        <w:t>ABES INSTITUTE OF TECHNOLOGY GHAZIABAD</w:t>
       </w:r>
     </w:p>
     <w:p>
@@ -4800,6 +4800,9 @@
         <w:jc w:val="right"/>
       </w:pPr>
       <w:r>
+        <w:rPr>
+          <w:noProof/>
+        </w:rPr>
         <w:drawing>
           <wp:inline distT="0" distB="0" distL="0" distR="0" wp14:anchorId="5237DC85" wp14:editId="213AFC13">
             <wp:extent cx="6479408" cy="3188677"/>
@@ -4858,6 +4861,9 @@
         <w:jc w:val="right"/>
       </w:pPr>
       <w:r>
+        <w:rPr>
+          <w:noProof/>
+        </w:rPr>
         <w:drawing>
           <wp:inline distT="0" distB="0" distL="0" distR="0" wp14:anchorId="664F70C5" wp14:editId="2826FDCD">
             <wp:extent cx="6478905" cy="2905523"/>
@@ -9512,6 +9518,10 @@
 </file>
 
 <file path=customXml/item1.xml><?xml version="1.0" encoding="utf-8"?>
+<b:Sources xmlns:b="http://schemas.openxmlformats.org/officeDocument/2006/bibliography" xmlns="http://schemas.openxmlformats.org/officeDocument/2006/bibliography" SelectedStyle="\APASixthEditionOfficeOnline.xsl" StyleName="APA" Version="6"/>
+</file>
+
+<file path=customXml/item2.xml><?xml version="1.0" encoding="utf-8"?>
 <s:customData xmlns="http://www.wps.cn/officeDocument/2013/wpsCustomData" xmlns:s="http://www.wps.cn/officeDocument/2013/wpsCustomData">
   <customSectProps>
     <customSectPr/>
@@ -9519,22 +9529,18 @@
 </s:customData>
 </file>
 
-<file path=customXml/item2.xml><?xml version="1.0" encoding="utf-8"?>
-<b:Sources xmlns:b="http://schemas.openxmlformats.org/officeDocument/2006/bibliography" xmlns="http://schemas.openxmlformats.org/officeDocument/2006/bibliography" SelectedStyle="\APASixthEditionOfficeOnline.xsl" StyleName="APA" Version="6"/>
+<file path=customXml/itemProps1.xml><?xml version="1.0" encoding="utf-8"?>
+<ds:datastoreItem xmlns:ds="http://schemas.openxmlformats.org/officeDocument/2006/customXml" ds:itemID="{46AB8830-5772-4B29-AEFC-32371A248D15}">
+  <ds:schemaRefs>
+    <ds:schemaRef ds:uri="http://schemas.openxmlformats.org/officeDocument/2006/bibliography"/>
+  </ds:schemaRefs>
+</ds:datastoreItem>
 </file>
 
-<file path=customXml/itemProps1.xml><?xml version="1.0" encoding="utf-8"?>
+<file path=customXml/itemProps2.xml><?xml version="1.0" encoding="utf-8"?>
 <ds:datastoreItem xmlns:ds="http://schemas.openxmlformats.org/officeDocument/2006/customXml" ds:itemID="{B1977F7D-205B-4081-913C-38D41E755F92}">
   <ds:schemaRefs>
     <ds:schemaRef ds:uri="http://www.wps.cn/officeDocument/2013/wpsCustomData"/>
   </ds:schemaRefs>
 </ds:datastoreItem>
-</file>
-
-<file path=customXml/itemProps2.xml><?xml version="1.0" encoding="utf-8"?>
-<ds:datastoreItem xmlns:ds="http://schemas.openxmlformats.org/officeDocument/2006/customXml" ds:itemID="{46AB8830-5772-4B29-AEFC-32371A248D15}">
-  <ds:schemaRefs>
-    <ds:schemaRef ds:uri="http://schemas.openxmlformats.org/officeDocument/2006/bibliography"/>
-  </ds:schemaRefs>
-</ds:datastoreItem>
 </file>